--- a/CloudFileStorageApp-Project-Plan-Revised.docx
+++ b/CloudFileStorageApp-Project-Plan-Revised.docx
@@ -43,7 +43,7 @@
           <w:sz w:val="30"/>
           <w:szCs w:val="30"/>
         </w:rPr>
-        <w:t xml:space="preserve">Capstone Project Plan &amp; Task Assignment Sheet</w:t>
+        <w:t xml:space="preserve">Project Plan and Task Breakdown Sheet</w:t>
       </w:r>
     </w:p>
     <w:p>
@@ -59,7 +59,7 @@
           <w:sz w:val="20"/>
           <w:szCs w:val="20"/>
         </w:rPr>
-        <w:t xml:space="preserve">Revised to satisfy the Capstone Project Guidelines — same team of 7 (5 backend, 2 frontend), same tech stack.</w:t>
+        <w:t xml:space="preserve">Revised to satisfy the Project Guidelines — same team of 7 (5 backend, 2 frontend), same tech stack.</w:t>
       </w:r>
     </w:p>
     <w:p>
@@ -400,7 +400,7 @@
                 <w:sz w:val="20"/>
                 <w:szCs w:val="20"/>
               </w:rPr>
-              <w:t xml:space="preserve">Students, freelancers and small teams who keep important files (assignments, designs, documents) scattered across phones, laptops and email.</w:t>
+              <w:t xml:space="preserve">Students, freelancers and small teams who keep important files (documents, designs, reports) scattered across phones, laptops and email.</w:t>
             </w:r>
           </w:p>
         </w:tc>
@@ -1455,7 +1455,7 @@
         <w:pStyle w:val="Heading1"/>
       </w:pPr>
       <w:r>
-        <w:t xml:space="preserve">4. Team Structure &amp; Task Assignment (7 People)</w:t>
+        <w:t xml:space="preserve">4. Team Structure and Task Breakdown (7 People)</w:t>
       </w:r>
     </w:p>
     <w:p>
@@ -2588,7 +2588,7 @@
         <w:pStyle w:val="Heading2"/>
       </w:pPr>
       <w:r>
-        <w:t xml:space="preserve">How task assignment works</w:t>
+        <w:t xml:space="preserve">How task breakdown works</w:t>
       </w:r>
     </w:p>
     <w:p>
@@ -18415,7 +18415,7 @@
         <w:t xml:space="preserve">The most important rule:</w:t>
       </w:r>
       <w:r>
-        <w:t xml:space="preserve"> don’t build a project just to satisfy the Capstone — build a product. When someone opens CloudFileStorageApp they should understand what it is, who it’s for, what problem it solves and how to use it — and the frontend, backend and database must work together as one complete product. The goal is not to write the most code; it is to prove our team can take a real-world problem, break it into tasks, design a solution, build and connect everything, test it, and deliver working software.</w:t>
+        <w:t xml:space="preserve"> don’t build a project just to satisfy a checklist — build a product. When someone opens CloudFileStorageApp they should understand what it is, who it’s for, what problem it solves and how to use it — and the frontend, backend and database must work together as one complete product. The goal is not to write the most code; it is to prove our team can take a real-world problem, break it into tasks, design a solution, build and connect everything, test it, and deliver working software.</w:t>
       </w:r>
     </w:p>
     <w:p>
@@ -18431,7 +18431,7 @@
         <w:spacing w:after="120"/>
       </w:pPr>
       <w:r>
-        <w:t xml:space="preserve">Use this table to confirm every point in the Capstone Project Guidelines is covered by this plan.</w:t>
+        <w:t xml:space="preserve">Use this table to confirm every point in the Project Guidelines is covered by this plan.</w:t>
       </w:r>
     </w:p>
     <w:tbl>
